--- a/Week-1/Task/report/husnain-fiaz-ethical-hacking-task1-report.docx
+++ b/Week-1/Task/report/husnain-fiaz-ethical-hacking-task1-report.docx
@@ -5199,6 +5199,7 @@
         <w:pBdr/>
         <w:spacing/>
         <w:ind/>
+        <w:jc w:val="center"/>
         <w:rPr>
           <w:rFonts w:ascii="Arial"/>
           <w:b/>
@@ -6283,6 +6284,7 @@
         <w:pBdr/>
         <w:spacing w:before="8"/>
         <w:ind/>
+        <w:jc w:val="center"/>
         <w:rPr>
           <w:rFonts w:ascii="Arial"/>
           <w:b/>
@@ -6603,6 +6605,7 @@
         <w:pBdr/>
         <w:spacing w:before="3"/>
         <w:ind/>
+        <w:jc w:val="center"/>
         <w:rPr>
           <w:rFonts w:ascii="Arial"/>
           <w:b/>
